--- a/tillsyn/A 28464-2026 tillsynsbegäran.docx
+++ b/tillsyn/A 28464-2026 tillsynsbegäran.docx
@@ -305,7 +305,7 @@
     <w:r>
       <w:tab/>
       <w:tab/>
-      <w:t>2026-06-25</w:t>
+      <w:t>2026-06-26</w:t>
       <w:br/>
       <w:br/>
     </w:r>

--- a/tillsyn/A 28464-2026 tillsynsbegäran.docx
+++ b/tillsyn/A 28464-2026 tillsynsbegäran.docx
@@ -65,7 +65,7 @@
     </w:p>
     <w:p>
       <w:r>
-        <w:t>I och inom 16 meter från avverkningsanmälan finns fynd av 3 naturvårdsarter, varav 1 är rödlistad, 1 är fridlyst, 3 är typiska (T) och 2 är signalarter (S): orange taggsvamp (NT, T), plattlummer (S, T, §9) och ögonpyrola (S, T). Se Figur 1.</w:t>
+        <w:t>I och inom 16 meter från avverkningsanmälan finns fynd av 5 naturvårdsarter, varav 1 är rödlistad, 2 är fridlysta, 4 är typiska (T) och 3 är signalarter (S): orange taggsvamp (NT, T), plattlummer (S, T, §9), stuplav (S, T), ögonpyrola (S, T) och fjällummer (§9). Se Figur 1.</w:t>
       </w:r>
     </w:p>
     <w:p>
@@ -153,6 +153,62 @@
         <w:rPr>
           <w:b/>
         </w:rPr>
+        <w:t>Stuplav</w:t>
+      </w:r>
+      <w:r>
+        <w:t xml:space="preserve"> är en mycket bra signalart i hela sitt utbredningsområde och förekommer nästan enbart i skogsmiljöer med höga naturvärden. Den indikerar långvarig förekomst av gamla lövträd och miljöer med konstant hög luftfuktighet. I skogar med suboceaniskt klimat finns det en mycket sällsynt parasit, njurlavsknapp </w:t>
+      </w:r>
+      <w:r>
+        <w:rPr>
+          <w:i/>
+        </w:rPr>
+        <w:t>Pletocarpon nephromeum</w:t>
+      </w:r>
+      <w:r>
+        <w:t xml:space="preserve"> (EN), som växer på stuplav. Ytterligare tre sällsynta lavparasiter, </w:t>
+      </w:r>
+      <w:r>
+        <w:rPr>
+          <w:i/>
+        </w:rPr>
+        <w:t>Protounguicularia nephromatis</w:t>
+      </w:r>
+      <w:r>
+        <w:t xml:space="preserve"> (VU), </w:t>
+      </w:r>
+      <w:r>
+        <w:rPr>
+          <w:i/>
+        </w:rPr>
+        <w:t>Refractohilum galligenum</w:t>
+      </w:r>
+      <w:r>
+        <w:t xml:space="preserve"> (NT) och </w:t>
+      </w:r>
+      <w:r>
+        <w:rPr>
+          <w:i/>
+        </w:rPr>
+        <w:t>Roselliniella nephromatis</w:t>
+      </w:r>
+      <w:r>
+        <w:t xml:space="preserve"> (DD), kan också påträffas på stuplav. Stuplav är typisk art för </w:t>
+      </w:r>
+      <w:r>
+        <w:rPr>
+          <w:i/>
+        </w:rPr>
+        <w:t>9010 Taiga</w:t>
+      </w:r>
+      <w:r>
+        <w:t xml:space="preserve"> (SLU Artdatabanken, 2026; Nitare &amp; Skogsstyrelsen, 2019).</w:t>
+      </w:r>
+    </w:p>
+    <w:p>
+      <w:r>
+        <w:rPr>
+          <w:b/>
+        </w:rPr>
         <w:t xml:space="preserve">Ögonpyrola </w:t>
       </w:r>
       <w:r>
@@ -305,7 +361,7 @@
     <w:r>
       <w:tab/>
       <w:tab/>
-      <w:t>2026-06-26</w:t>
+      <w:t>2026-06-27</w:t>
       <w:br/>
       <w:br/>
     </w:r>

--- a/tillsyn/A 28464-2026 tillsynsbegäran.docx
+++ b/tillsyn/A 28464-2026 tillsynsbegäran.docx
@@ -361,7 +361,7 @@
     <w:r>
       <w:tab/>
       <w:tab/>
-      <w:t>2026-06-27</w:t>
+      <w:t>2026-06-28</w:t>
       <w:br/>
       <w:br/>
     </w:r>

--- a/tillsyn/A 28464-2026 tillsynsbegäran.docx
+++ b/tillsyn/A 28464-2026 tillsynsbegäran.docx
@@ -361,7 +361,7 @@
     <w:r>
       <w:tab/>
       <w:tab/>
-      <w:t>2026-06-28</w:t>
+      <w:t>2026-06-29</w:t>
       <w:br/>
       <w:br/>
     </w:r>

--- a/tillsyn/A 28464-2026 tillsynsbegäran.docx
+++ b/tillsyn/A 28464-2026 tillsynsbegäran.docx
@@ -361,7 +361,7 @@
     <w:r>
       <w:tab/>
       <w:tab/>
-      <w:t>2026-06-29</w:t>
+      <w:t>2026-06-30</w:t>
       <w:br/>
       <w:br/>
     </w:r>

--- a/tillsyn/A 28464-2026 tillsynsbegäran.docx
+++ b/tillsyn/A 28464-2026 tillsynsbegäran.docx
@@ -361,7 +361,7 @@
     <w:r>
       <w:tab/>
       <w:tab/>
-      <w:t>2026-06-30</w:t>
+      <w:t>2026-07-01</w:t>
       <w:br/>
       <w:br/>
     </w:r>

--- a/tillsyn/A 28464-2026 tillsynsbegäran.docx
+++ b/tillsyn/A 28464-2026 tillsynsbegäran.docx
@@ -361,7 +361,7 @@
     <w:r>
       <w:tab/>
       <w:tab/>
-      <w:t>2026-07-01</w:t>
+      <w:t>2026-07-02</w:t>
       <w:br/>
       <w:br/>
     </w:r>

--- a/tillsyn/A 28464-2026 tillsynsbegäran.docx
+++ b/tillsyn/A 28464-2026 tillsynsbegäran.docx
@@ -361,7 +361,7 @@
     <w:r>
       <w:tab/>
       <w:tab/>
-      <w:t>2026-07-13</w:t>
+      <w:t>2026-07-14</w:t>
       <w:br/>
       <w:br/>
     </w:r>

--- a/tillsyn/A 28464-2026 tillsynsbegäran.docx
+++ b/tillsyn/A 28464-2026 tillsynsbegäran.docx
@@ -361,7 +361,7 @@
     <w:r>
       <w:tab/>
       <w:tab/>
-      <w:t>2026-07-14</w:t>
+      <w:t>2026-07-15</w:t>
       <w:br/>
       <w:br/>
     </w:r>

--- a/tillsyn/A 28464-2026 tillsynsbegäran.docx
+++ b/tillsyn/A 28464-2026 tillsynsbegäran.docx
@@ -361,7 +361,7 @@
     <w:r>
       <w:tab/>
       <w:tab/>
-      <w:t>2026-07-15</w:t>
+      <w:t>2026-07-16</w:t>
       <w:br/>
       <w:br/>
     </w:r>

--- a/tillsyn/A 28464-2026 tillsynsbegäran.docx
+++ b/tillsyn/A 28464-2026 tillsynsbegäran.docx
@@ -361,7 +361,7 @@
     <w:r>
       <w:tab/>
       <w:tab/>
-      <w:t>2026-07-16</w:t>
+      <w:t>2026-07-17</w:t>
       <w:br/>
       <w:br/>
     </w:r>

--- a/tillsyn/A 28464-2026 tillsynsbegäran.docx
+++ b/tillsyn/A 28464-2026 tillsynsbegäran.docx
@@ -361,7 +361,7 @@
     <w:r>
       <w:tab/>
       <w:tab/>
-      <w:t>2026-07-17</w:t>
+      <w:t>2026-07-18</w:t>
       <w:br/>
       <w:br/>
     </w:r>

--- a/tillsyn/A 28464-2026 tillsynsbegäran.docx
+++ b/tillsyn/A 28464-2026 tillsynsbegäran.docx
@@ -361,7 +361,7 @@
     <w:r>
       <w:tab/>
       <w:tab/>
-      <w:t>2026-07-18</w:t>
+      <w:t>2026-07-19</w:t>
       <w:br/>
       <w:br/>
     </w:r>

--- a/tillsyn/A 28464-2026 tillsynsbegäran.docx
+++ b/tillsyn/A 28464-2026 tillsynsbegäran.docx
@@ -361,7 +361,7 @@
     <w:r>
       <w:tab/>
       <w:tab/>
-      <w:t>2026-07-19</w:t>
+      <w:t>2026-07-20</w:t>
       <w:br/>
       <w:br/>
     </w:r>

--- a/tillsyn/A 28464-2026 tillsynsbegäran.docx
+++ b/tillsyn/A 28464-2026 tillsynsbegäran.docx
@@ -361,7 +361,7 @@
     <w:r>
       <w:tab/>
       <w:tab/>
-      <w:t>2026-07-20</w:t>
+      <w:t>2026-07-21</w:t>
       <w:br/>
       <w:br/>
     </w:r>

--- a/tillsyn/A 28464-2026 tillsynsbegäran.docx
+++ b/tillsyn/A 28464-2026 tillsynsbegäran.docx
@@ -361,7 +361,7 @@
     <w:r>
       <w:tab/>
       <w:tab/>
-      <w:t>2026-07-21</w:t>
+      <w:t>2026-07-22</w:t>
       <w:br/>
       <w:br/>
     </w:r>

--- a/tillsyn/A 28464-2026 tillsynsbegäran.docx
+++ b/tillsyn/A 28464-2026 tillsynsbegäran.docx
@@ -361,7 +361,7 @@
     <w:r>
       <w:tab/>
       <w:tab/>
-      <w:t>2026-07-22</w:t>
+      <w:t>2026-07-23</w:t>
       <w:br/>
       <w:br/>
     </w:r>

--- a/tillsyn/A 28464-2026 tillsynsbegäran.docx
+++ b/tillsyn/A 28464-2026 tillsynsbegäran.docx
@@ -361,7 +361,7 @@
     <w:r>
       <w:tab/>
       <w:tab/>
-      <w:t>2026-07-23</w:t>
+      <w:t>2026-07-24</w:t>
       <w:br/>
       <w:br/>
     </w:r>

--- a/tillsyn/A 28464-2026 tillsynsbegäran.docx
+++ b/tillsyn/A 28464-2026 tillsynsbegäran.docx
@@ -361,7 +361,7 @@
     <w:r>
       <w:tab/>
       <w:tab/>
-      <w:t>2026-07-24</w:t>
+      <w:t>2026-07-25</w:t>
       <w:br/>
       <w:br/>
     </w:r>

--- a/tillsyn/A 28464-2026 tillsynsbegäran.docx
+++ b/tillsyn/A 28464-2026 tillsynsbegäran.docx
@@ -361,7 +361,7 @@
     <w:r>
       <w:tab/>
       <w:tab/>
-      <w:t>2026-07-25</w:t>
+      <w:t>2026-07-26</w:t>
       <w:br/>
       <w:br/>
     </w:r>

--- a/tillsyn/A 28464-2026 tillsynsbegäran.docx
+++ b/tillsyn/A 28464-2026 tillsynsbegäran.docx
@@ -361,7 +361,7 @@
     <w:r>
       <w:tab/>
       <w:tab/>
-      <w:t>2026-07-26</w:t>
+      <w:t>2026-07-27</w:t>
       <w:br/>
       <w:br/>
     </w:r>

--- a/tillsyn/A 28464-2026 tillsynsbegäran.docx
+++ b/tillsyn/A 28464-2026 tillsynsbegäran.docx
@@ -361,7 +361,7 @@
     <w:r>
       <w:tab/>
       <w:tab/>
-      <w:t>2026-07-27</w:t>
+      <w:t>2026-07-28</w:t>
       <w:br/>
       <w:br/>
     </w:r>

--- a/tillsyn/A 28464-2026 tillsynsbegäran.docx
+++ b/tillsyn/A 28464-2026 tillsynsbegäran.docx
@@ -361,7 +361,7 @@
     <w:r>
       <w:tab/>
       <w:tab/>
-      <w:t>2026-07-28</w:t>
+      <w:t>2026-07-29</w:t>
       <w:br/>
       <w:br/>
     </w:r>

--- a/tillsyn/A 28464-2026 tillsynsbegäran.docx
+++ b/tillsyn/A 28464-2026 tillsynsbegäran.docx
@@ -361,7 +361,7 @@
     <w:r>
       <w:tab/>
       <w:tab/>
-      <w:t>2026-07-29</w:t>
+      <w:t>2026-07-30</w:t>
       <w:br/>
       <w:br/>
     </w:r>

--- a/tillsyn/A 28464-2026 tillsynsbegäran.docx
+++ b/tillsyn/A 28464-2026 tillsynsbegäran.docx
@@ -361,7 +361,7 @@
     <w:r>
       <w:tab/>
       <w:tab/>
-      <w:t>2026-07-30</w:t>
+      <w:t>2026-07-31</w:t>
       <w:br/>
       <w:br/>
     </w:r>

--- a/tillsyn/A 28464-2026 tillsynsbegäran.docx
+++ b/tillsyn/A 28464-2026 tillsynsbegäran.docx
@@ -361,7 +361,7 @@
     <w:r>
       <w:tab/>
       <w:tab/>
-      <w:t>2026-07-31</w:t>
+      <w:t>2026-08-01</w:t>
       <w:br/>
       <w:br/>
     </w:r>

--- a/tillsyn/A 28464-2026 tillsynsbegäran.docx
+++ b/tillsyn/A 28464-2026 tillsynsbegäran.docx
@@ -361,7 +361,7 @@
     <w:r>
       <w:tab/>
       <w:tab/>
-      <w:t>2026-08-01</w:t>
+      <w:t>2026-08-02</w:t>
       <w:br/>
       <w:br/>
     </w:r>

--- a/tillsyn/A 28464-2026 tillsynsbegäran.docx
+++ b/tillsyn/A 28464-2026 tillsynsbegäran.docx
@@ -361,7 +361,7 @@
     <w:r>
       <w:tab/>
       <w:tab/>
-      <w:t>2026-08-02</w:t>
+      <w:t>2026-08-03</w:t>
       <w:br/>
       <w:br/>
     </w:r>

--- a/tillsyn/A 28464-2026 tillsynsbegäran.docx
+++ b/tillsyn/A 28464-2026 tillsynsbegäran.docx
@@ -361,7 +361,7 @@
     <w:r>
       <w:tab/>
       <w:tab/>
-      <w:t>2026-08-03</w:t>
+      <w:t>2026-08-05</w:t>
       <w:br/>
       <w:br/>
     </w:r>

--- a/tillsyn/A 28464-2026 tillsynsbegäran.docx
+++ b/tillsyn/A 28464-2026 tillsynsbegäran.docx
@@ -361,7 +361,7 @@
     <w:r>
       <w:tab/>
       <w:tab/>
-      <w:t>2026-08-05</w:t>
+      <w:t>2026-08-07</w:t>
       <w:br/>
       <w:br/>
     </w:r>

--- a/tillsyn/A 28464-2026 tillsynsbegäran.docx
+++ b/tillsyn/A 28464-2026 tillsynsbegäran.docx
@@ -361,7 +361,7 @@
     <w:r>
       <w:tab/>
       <w:tab/>
-      <w:t>2026-08-07</w:t>
+      <w:t>2026-08-08</w:t>
       <w:br/>
       <w:br/>
     </w:r>

--- a/tillsyn/A 28464-2026 tillsynsbegäran.docx
+++ b/tillsyn/A 28464-2026 tillsynsbegäran.docx
@@ -60,7 +60,7 @@
         <w:spacing w:after="240"/>
       </w:pPr>
       <w:r>
-        <w:t>Figur 1. Fyndplatser för naturvårdsarter i och inom 16 meter från avverkningsanmälan. Markörer utan svart kant är placerade på fyndplatsen. Markörer med svart kant är placerade vid sidan av fyndplatsen har ett svart streck som visar fyndplatsens exakta position. Kartans mittpunktskoordinat är N 7380285, E 778126 i SWEREF 99 TM.</w:t>
+        <w:t>Figur 1. Fyndplatser för naturvårdsarter i och inom 16 meter från avverkningsanmälan. Markörer utan svart kant är placerade på fyndplatsen. Markörer med svart kant är placerade vid sidan av fyndplatsen och har ett svart streck som visar fyndplatsens exakta position. Kartans mittpunktskoordinat är N 7380285, E 778126 i SWEREF 99 TM.</w:t>
       </w:r>
     </w:p>
     <w:p>
@@ -361,7 +361,7 @@
     <w:r>
       <w:tab/>
       <w:tab/>
-      <w:t>2026-08-14</w:t>
+      <w:t>2026-08-15</w:t>
       <w:br/>
       <w:br/>
     </w:r>

--- a/tillsyn/A 28464-2026 tillsynsbegäran.docx
+++ b/tillsyn/A 28464-2026 tillsynsbegäran.docx
@@ -361,7 +361,7 @@
     <w:r>
       <w:tab/>
       <w:tab/>
-      <w:t>2026-08-15</w:t>
+      <w:t>2026-08-16</w:t>
       <w:br/>
       <w:br/>
     </w:r>

--- a/tillsyn/A 28464-2026 tillsynsbegäran.docx
+++ b/tillsyn/A 28464-2026 tillsynsbegäran.docx
@@ -361,7 +361,7 @@
     <w:r>
       <w:tab/>
       <w:tab/>
-      <w:t>2026-08-16</w:t>
+      <w:t>2026-08-17</w:t>
       <w:br/>
       <w:br/>
     </w:r>

--- a/tillsyn/A 28464-2026 tillsynsbegäran.docx
+++ b/tillsyn/A 28464-2026 tillsynsbegäran.docx
@@ -361,7 +361,7 @@
     <w:r>
       <w:tab/>
       <w:tab/>
-      <w:t>2026-08-17</w:t>
+      <w:t>2026-08-18</w:t>
       <w:br/>
       <w:br/>
     </w:r>

--- a/tillsyn/A 28464-2026 tillsynsbegäran.docx
+++ b/tillsyn/A 28464-2026 tillsynsbegäran.docx
@@ -361,7 +361,7 @@
     <w:r>
       <w:tab/>
       <w:tab/>
-      <w:t>2026-08-18</w:t>
+      <w:t>2026-08-19</w:t>
       <w:br/>
       <w:br/>
     </w:r>

--- a/tillsyn/A 28464-2026 tillsynsbegäran.docx
+++ b/tillsyn/A 28464-2026 tillsynsbegäran.docx
@@ -361,7 +361,7 @@
     <w:r>
       <w:tab/>
       <w:tab/>
-      <w:t>2026-08-19</w:t>
+      <w:t>2026-08-20</w:t>
       <w:br/>
       <w:br/>
     </w:r>

--- a/tillsyn/A 28464-2026 tillsynsbegäran.docx
+++ b/tillsyn/A 28464-2026 tillsynsbegäran.docx
@@ -361,7 +361,7 @@
     <w:r>
       <w:tab/>
       <w:tab/>
-      <w:t>2026-08-20</w:t>
+      <w:t>2026-08-21</w:t>
       <w:br/>
       <w:br/>
     </w:r>

--- a/tillsyn/A 28464-2026 tillsynsbegäran.docx
+++ b/tillsyn/A 28464-2026 tillsynsbegäran.docx
@@ -361,7 +361,7 @@
     <w:r>
       <w:tab/>
       <w:tab/>
-      <w:t>2026-08-21</w:t>
+      <w:t>2026-08-22</w:t>
       <w:br/>
       <w:br/>
     </w:r>

--- a/tillsyn/A 28464-2026 tillsynsbegäran.docx
+++ b/tillsyn/A 28464-2026 tillsynsbegäran.docx
@@ -361,7 +361,7 @@
     <w:r>
       <w:tab/>
       <w:tab/>
-      <w:t>2026-08-22</w:t>
+      <w:t>2026-08-23</w:t>
       <w:br/>
       <w:br/>
     </w:r>

--- a/tillsyn/A 28464-2026 tillsynsbegäran.docx
+++ b/tillsyn/A 28464-2026 tillsynsbegäran.docx
@@ -361,7 +361,7 @@
     <w:r>
       <w:tab/>
       <w:tab/>
-      <w:t>2026-08-23</w:t>
+      <w:t>2026-08-24</w:t>
       <w:br/>
       <w:br/>
     </w:r>

--- a/tillsyn/A 28464-2026 tillsynsbegäran.docx
+++ b/tillsyn/A 28464-2026 tillsynsbegäran.docx
@@ -361,7 +361,7 @@
     <w:r>
       <w:tab/>
       <w:tab/>
-      <w:t>2026-08-24</w:t>
+      <w:t>2026-08-25</w:t>
       <w:br/>
       <w:br/>
     </w:r>

--- a/tillsyn/A 28464-2026 tillsynsbegäran.docx
+++ b/tillsyn/A 28464-2026 tillsynsbegäran.docx
@@ -361,7 +361,7 @@
     <w:r>
       <w:tab/>
       <w:tab/>
-      <w:t>2026-08-25</w:t>
+      <w:t>2026-08-26</w:t>
       <w:br/>
       <w:br/>
     </w:r>

--- a/tillsyn/A 28464-2026 tillsynsbegäran.docx
+++ b/tillsyn/A 28464-2026 tillsynsbegäran.docx
@@ -361,7 +361,7 @@
     <w:r>
       <w:tab/>
       <w:tab/>
-      <w:t>2026-08-26</w:t>
+      <w:t>2026-08-27</w:t>
       <w:br/>
       <w:br/>
     </w:r>

--- a/tillsyn/A 28464-2026 tillsynsbegäran.docx
+++ b/tillsyn/A 28464-2026 tillsynsbegäran.docx
@@ -361,7 +361,7 @@
     <w:r>
       <w:tab/>
       <w:tab/>
-      <w:t>2026-08-27</w:t>
+      <w:t>2026-08-28</w:t>
       <w:br/>
       <w:br/>
     </w:r>

--- a/tillsyn/A 28464-2026 tillsynsbegäran.docx
+++ b/tillsyn/A 28464-2026 tillsynsbegäran.docx
@@ -361,7 +361,7 @@
     <w:r>
       <w:tab/>
       <w:tab/>
-      <w:t>2026-08-28</w:t>
+      <w:t>2026-08-29</w:t>
       <w:br/>
       <w:br/>
     </w:r>

--- a/tillsyn/A 28464-2026 tillsynsbegäran.docx
+++ b/tillsyn/A 28464-2026 tillsynsbegäran.docx
@@ -361,7 +361,7 @@
     <w:r>
       <w:tab/>
       <w:tab/>
-      <w:t>2026-08-29</w:t>
+      <w:t>2026-08-31</w:t>
       <w:br/>
       <w:br/>
     </w:r>

--- a/tillsyn/A 28464-2026 tillsynsbegäran.docx
+++ b/tillsyn/A 28464-2026 tillsynsbegäran.docx
@@ -361,7 +361,7 @@
     <w:r>
       <w:tab/>
       <w:tab/>
-      <w:t>2026-08-31</w:t>
+      <w:t>2026-09-01</w:t>
       <w:br/>
       <w:br/>
     </w:r>

--- a/tillsyn/A 28464-2026 tillsynsbegäran.docx
+++ b/tillsyn/A 28464-2026 tillsynsbegäran.docx
@@ -361,7 +361,7 @@
     <w:r>
       <w:tab/>
       <w:tab/>
-      <w:t>2026-09-01</w:t>
+      <w:t>2026-09-02</w:t>
       <w:br/>
       <w:br/>
     </w:r>

--- a/tillsyn/A 28464-2026 tillsynsbegäran.docx
+++ b/tillsyn/A 28464-2026 tillsynsbegäran.docx
@@ -361,7 +361,7 @@
     <w:r>
       <w:tab/>
       <w:tab/>
-      <w:t>2026-09-02</w:t>
+      <w:t>2026-09-03</w:t>
       <w:br/>
       <w:br/>
     </w:r>

--- a/tillsyn/A 28464-2026 tillsynsbegäran.docx
+++ b/tillsyn/A 28464-2026 tillsynsbegäran.docx
@@ -361,7 +361,7 @@
     <w:r>
       <w:tab/>
       <w:tab/>
-      <w:t>2026-09-03</w:t>
+      <w:t>2026-09-04</w:t>
       <w:br/>
       <w:br/>
     </w:r>

--- a/tillsyn/A 28464-2026 tillsynsbegäran.docx
+++ b/tillsyn/A 28464-2026 tillsynsbegäran.docx
@@ -361,7 +361,7 @@
     <w:r>
       <w:tab/>
       <w:tab/>
-      <w:t>2026-09-04</w:t>
+      <w:t>2026-09-05</w:t>
       <w:br/>
       <w:br/>
     </w:r>

--- a/tillsyn/A 28464-2026 tillsynsbegäran.docx
+++ b/tillsyn/A 28464-2026 tillsynsbegäran.docx
@@ -361,7 +361,7 @@
     <w:r>
       <w:tab/>
       <w:tab/>
-      <w:t>2026-09-05</w:t>
+      <w:t>2026-09-06</w:t>
       <w:br/>
       <w:br/>
     </w:r>

--- a/tillsyn/A 28464-2026 tillsynsbegäran.docx
+++ b/tillsyn/A 28464-2026 tillsynsbegäran.docx
@@ -361,7 +361,7 @@
     <w:r>
       <w:tab/>
       <w:tab/>
-      <w:t>2026-09-06</w:t>
+      <w:t>2026-09-07</w:t>
       <w:br/>
       <w:br/>
     </w:r>

--- a/tillsyn/A 28464-2026 tillsynsbegäran.docx
+++ b/tillsyn/A 28464-2026 tillsynsbegäran.docx
@@ -361,7 +361,7 @@
     <w:r>
       <w:tab/>
       <w:tab/>
-      <w:t>2026-09-07</w:t>
+      <w:t>2026-09-08</w:t>
       <w:br/>
       <w:br/>
     </w:r>

--- a/tillsyn/A 28464-2026 tillsynsbegäran.docx
+++ b/tillsyn/A 28464-2026 tillsynsbegäran.docx
@@ -361,7 +361,7 @@
     <w:r>
       <w:tab/>
       <w:tab/>
-      <w:t>2026-09-08</w:t>
+      <w:t>2026-09-09</w:t>
       <w:br/>
       <w:br/>
     </w:r>

--- a/tillsyn/A 28464-2026 tillsynsbegäran.docx
+++ b/tillsyn/A 28464-2026 tillsynsbegäran.docx
@@ -361,7 +361,7 @@
     <w:r>
       <w:tab/>
       <w:tab/>
-      <w:t>2026-09-09</w:t>
+      <w:t>2026-09-10</w:t>
       <w:br/>
       <w:br/>
     </w:r>

--- a/tillsyn/A 28464-2026 tillsynsbegäran.docx
+++ b/tillsyn/A 28464-2026 tillsynsbegäran.docx
@@ -361,7 +361,7 @@
     <w:r>
       <w:tab/>
       <w:tab/>
-      <w:t>2026-09-10</w:t>
+      <w:t>2026-09-11</w:t>
       <w:br/>
       <w:br/>
     </w:r>

--- a/tillsyn/A 28464-2026 tillsynsbegäran.docx
+++ b/tillsyn/A 28464-2026 tillsynsbegäran.docx
@@ -361,7 +361,7 @@
     <w:r>
       <w:tab/>
       <w:tab/>
-      <w:t>2026-09-11</w:t>
+      <w:t>2026-09-12</w:t>
       <w:br/>
       <w:br/>
     </w:r>

--- a/tillsyn/A 28464-2026 tillsynsbegäran.docx
+++ b/tillsyn/A 28464-2026 tillsynsbegäran.docx
@@ -361,7 +361,7 @@
     <w:r>
       <w:tab/>
       <w:tab/>
-      <w:t>2026-09-12</w:t>
+      <w:t>2026-09-13</w:t>
       <w:br/>
       <w:br/>
     </w:r>
